--- a/templates/P2-0225.docx
+++ b/templates/P2-0225.docx
@@ -487,7 +487,9 @@
           <w:sz w:val="20"/>
           <w:szCs w:val="20"/>
         </w:rPr>
-        <w:t>, {petitioner_names},</w:t>
+        <w:t>, {#petitioners}{pet_name}, {pet_address}</w:t>
+        <w:br/>
+        <w:t>{/petitioners},</w:t>
       </w:r>
       <w:r>
         <w:rPr>

--- a/templates/P2-0225.docx
+++ b/templates/P2-0225.docx
@@ -488,6 +488,8 @@
           <w:szCs w:val="20"/>
         </w:rPr>
         <w:t>, {#petitioners}{pet_name}, {pet_address}</w:t>
+        <w:br/>
+        <w:t>{pet_relationship}</w:t>
         <w:br/>
         <w:t>{/petitioners},</w:t>
       </w:r>
